--- a/local_doc_change/sample_docs/product_roadmap.docx
+++ b/local_doc_change/sample_docs/product_roadmap.docx
@@ -2,6 +2,19 @@
 <file path=word/document.xml><?xml version="1.0" encoding="utf-8"?>
 <w:document xmlns:wpc="http://schemas.microsoft.com/office/word/2010/wordprocessingCanvas" xmlns:mo="http://schemas.microsoft.com/office/mac/office/2008/main" xmlns:mc="http://schemas.openxmlformats.org/markup-compatibility/2006" xmlns:mv="urn:schemas-microsoft-com:mac:vml" xmlns:o="urn:schemas-microsoft-com:office:office" xmlns:r="http://schemas.openxmlformats.org/officeDocument/2006/relationships" xmlns:m="http://schemas.openxmlformats.org/officeDocument/2006/math" xmlns:v="urn:schemas-microsoft-com:vml" xmlns:wp14="http://schemas.microsoft.com/office/word/2010/wordprocessingDrawing" xmlns:wp="http://schemas.openxmlformats.org/drawingml/2006/wordprocessingDrawing" xmlns:w10="urn:schemas-microsoft-com:office:word" xmlns:w="http://schemas.openxmlformats.org/wordprocessingml/2006/main" xmlns:w14="http://schemas.microsoft.com/office/word/2010/wordml" xmlns:wpg="http://schemas.microsoft.com/office/word/2010/wordprocessingGroup" xmlns:wpi="http://schemas.microsoft.com/office/word/2010/wordprocessingInk" xmlns:wne="http://schemas.microsoft.com/office/word/2006/wordml" xmlns:wps="http://schemas.microsoft.com/office/word/2010/wordprocessingShape" mc:Ignorable="w14 wp14">
   <w:body>
+    <w:p>
+      <w:pPr>
+        <w:pStyle w:val="Title"/>
+      </w:pPr>
+      <w:r>
+        <w:t>Product Roadmap</w:t>
+      </w:r>
+    </w:p>
+    <w:p>
+      <w:r>
+        <w:t>This roadmap summarizes the planned direction of the Nimbus product line. Dates are targets, not commitments, and are revisited at the start of each quarter. Customer-facing commitments are made only through signed agreements, not this document.</w:t>
+      </w:r>
+    </w:p>
     <w:p>
       <w:pPr>
         <w:pStyle w:val="Heading1"/>
@@ -12,7 +25,12 @@
     </w:p>
     <w:p>
       <w:r>
-        <w:t>The Nimbus control app currently supports Windows and macOS. Mobile support is not yet available.</w:t>
+        <w:t>The Nimbus control app currently supports Windows and macOS. Mobile support is not yet available but is under evaluation for a future release.</w:t>
+      </w:r>
+    </w:p>
+    <w:p>
+      <w:r>
+        <w:t>The control app requires a 64-bit operating system and a network connection to the robot controller. A browser-based dashboard is available for read-only monitoring.</w:t>
       </w:r>
     </w:p>
     <w:p>
@@ -25,7 +43,12 @@
     </w:p>
     <w:p>
       <w:r>
-        <w:t>The Nimbus 2.0 firmware is scheduled to launch on September 15th. The beta program opens one month before launch.</w:t>
+        <w:t>The Nimbus 2.0 firmware is scheduled to launch on September 15th, following a public beta that opens one month before launch. The beta is limited to existing customers who opt in and agree to provide structured feedback.</w:t>
+      </w:r>
+    </w:p>
+    <w:p>
+      <w:r>
+        <w:t>Subsequent point releases follow a six-week cadence. Each release is gated on a quality review and a successful soak period on internal hardware.</w:t>
       </w:r>
     </w:p>
     <w:p>
@@ -38,7 +61,48 @@
     </w:p>
     <w:p>
       <w:r>
-        <w:t>Nimbus 2.0 is compatible with the Atlas and Orion robot arms. Legacy Pioneer arms are supported until end of year.</w:t>
+        <w:t>Nimbus 2.0 is compatible with the Atlas and Orion robot arms. Legacy Pioneer arms are supported until end of year, after which they move to security-only maintenance.</w:t>
+      </w:r>
+    </w:p>
+    <w:p>
+      <w:r>
+        <w:t>A compatibility checker in the control app verifies firmware and accessory versions before an upgrade. Unsupported accessory combinations are blocked with a clear message.</w:t>
+      </w:r>
+    </w:p>
+    <w:p>
+      <w:pPr>
+        <w:pStyle w:val="Heading1"/>
+      </w:pPr>
+      <w:r>
+        <w:t>Upcoming Features</w:t>
+      </w:r>
+    </w:p>
+    <w:p>
+      <w:r>
+        <w:t>Planned work includes adaptive grip-force control, a visual teach-by-demonstration mode, and an expanded library of pre-built motion templates for common assembly tasks.</w:t>
+      </w:r>
+    </w:p>
+    <w:p>
+      <w:r>
+        <w:t>A fleet-management view for customers operating multiple arms is in early design. Features are sequenced by customer demand, safety impact, and engineering readiness.</w:t>
+      </w:r>
+    </w:p>
+    <w:p>
+      <w:pPr>
+        <w:pStyle w:val="Heading1"/>
+      </w:pPr>
+      <w:r>
+        <w:t>Deprecation Policy</w:t>
+      </w:r>
+    </w:p>
+    <w:p>
+      <w:r>
+        <w:t>Features slated for removal are announced at least two releases in advance with a migration path. Deprecated APIs continue to function during the announced window.</w:t>
+      </w:r>
+    </w:p>
+    <w:p>
+      <w:r>
+        <w:t>Customers on deprecated functionality receive direct outreach from their account team well before the removal date to ensure a smooth transition.</w:t>
       </w:r>
     </w:p>
     <w:sectPr>
